--- a/Flipkart_Sales_Dashboard_Report.docx
+++ b/Flipkart_Sales_Dashboard_Report.docx
@@ -3567,7 +3567,7 @@
         <w:jc w:val="both"/>
       </w:pPr>
       <w:r>
-        <w:t>The complete .pbix Power BI file, along with the DAX measure definitions and the custom yellow-and-blue theme JSON file, are available at: [Insert GitHub / OneDrive link]. Additional dashboard screenshots are included on the following pages.</w:t>
+        <w:t>The complete .pbix Power BI file, along with the DAX measure definitions and the custom yellow-and-blue theme JSON file, are available at: github.com/Frosty-zod/flipkart-sales-dashboard. The final dashboard screenshot is shown in Figure 7.1 above.</w:t>
       </w:r>
     </w:p>
     <w:sectPr>
